--- a/contents.docx
+++ b/contents.docx
@@ -11,6 +11,7 @@
       </w:pPr>
       <w:r>
         <w:rPr/>
+        <w:t>Course 1: PyTorch: Fundamentals</w:t>
       </w:r>
     </w:p>
     <w:p>
@@ -22,6 +23,234 @@
       </w:pPr>
       <w:r>
         <w:rPr/>
+        <w:t xml:space="preserve">Course </w:t>
+      </w:r>
+      <w:r>
+        <w:rPr/>
+        <w:t>1</w:t>
+      </w:r>
+      <w:r>
+        <w:rPr/>
+        <w:t xml:space="preserve"> Module 1: </w:t>
+      </w:r>
+      <w:r>
+        <w:rPr/>
+        <w:t>Getting Started with PyTorch</w:t>
+      </w:r>
+    </w:p>
+    <w:tbl>
+      <w:tblPr>
+        <w:tblW w:w="5000" w:type="pct"/>
+        <w:jc w:val="left"/>
+        <w:tblInd w:w="0" w:type="dxa"/>
+        <w:tblLayout w:type="fixed"/>
+        <w:tblCellMar>
+          <w:top w:w="0" w:type="dxa"/>
+          <w:left w:w="0" w:type="dxa"/>
+          <w:bottom w:w="0" w:type="dxa"/>
+          <w:right w:w="0" w:type="dxa"/>
+        </w:tblCellMar>
+      </w:tblPr>
+      <w:tblGrid>
+        <w:gridCol w:w="4320"/>
+        <w:gridCol w:w="5317"/>
+      </w:tblGrid>
+      <w:tr>
+        <w:trPr/>
+        <w:tc>
+          <w:tcPr>
+            <w:tcW w:w="4320" w:type="dxa"/>
+            <w:tcBorders/>
+          </w:tcPr>
+          <w:p>
+            <w:pPr>
+              <w:pStyle w:val="TableContents"/>
+              <w:widowControl w:val="false"/>
+              <w:suppressLineNumbers/>
+              <w:bidi w:val="0"/>
+              <w:jc w:val="left"/>
+              <w:rPr/>
+            </w:pPr>
+            <w:r>
+              <w:rPr/>
+              <w:t>Lab 1: Building a Simple Neural Network</w:t>
+            </w:r>
+          </w:p>
+        </w:tc>
+        <w:tc>
+          <w:tcPr>
+            <w:tcW w:w="5317" w:type="dxa"/>
+            <w:tcBorders/>
+          </w:tcPr>
+          <w:p>
+            <w:pPr>
+              <w:pStyle w:val="TableContents"/>
+              <w:widowControl w:val="false"/>
+              <w:suppressLineNumbers/>
+              <w:bidi w:val="0"/>
+              <w:jc w:val="left"/>
+              <w:rPr/>
+            </w:pPr>
+            <w:r>
+              <w:rPr/>
+              <w:t xml:space="preserve">Single-neuron NN. Loss function. Optimizer. </w:t>
+            </w:r>
+          </w:p>
+        </w:tc>
+      </w:tr>
+      <w:tr>
+        <w:trPr/>
+        <w:tc>
+          <w:tcPr>
+            <w:tcW w:w="4320" w:type="dxa"/>
+            <w:tcBorders/>
+          </w:tcPr>
+          <w:p>
+            <w:pPr>
+              <w:pStyle w:val="TableContents"/>
+              <w:widowControl w:val="false"/>
+              <w:suppressLineNumbers/>
+              <w:bidi w:val="0"/>
+              <w:jc w:val="left"/>
+              <w:rPr/>
+            </w:pPr>
+            <w:r>
+              <w:rPr/>
+              <w:t xml:space="preserve">Lab 2: </w:t>
+            </w:r>
+            <w:r>
+              <w:rPr/>
+              <w:t>Modeling Non-Linear Patterns with Activation Functions</w:t>
+            </w:r>
+          </w:p>
+        </w:tc>
+        <w:tc>
+          <w:tcPr>
+            <w:tcW w:w="5317" w:type="dxa"/>
+            <w:tcBorders/>
+          </w:tcPr>
+          <w:p>
+            <w:pPr>
+              <w:pStyle w:val="TableContents"/>
+              <w:widowControl w:val="false"/>
+              <w:suppressLineNumbers/>
+              <w:bidi w:val="0"/>
+              <w:jc w:val="left"/>
+              <w:rPr/>
+            </w:pPr>
+            <w:r>
+              <w:rPr/>
+              <w:t>Normalizing the data. ReLU.</w:t>
+            </w:r>
+          </w:p>
+        </w:tc>
+      </w:tr>
+      <w:tr>
+        <w:trPr>
+          <w:trHeight w:val="612" w:hRule="atLeast"/>
+        </w:trPr>
+        <w:tc>
+          <w:tcPr>
+            <w:tcW w:w="4320" w:type="dxa"/>
+            <w:tcBorders/>
+          </w:tcPr>
+          <w:p>
+            <w:pPr>
+              <w:pStyle w:val="TableContents"/>
+              <w:widowControl w:val="false"/>
+              <w:suppressLineNumbers/>
+              <w:bidi w:val="0"/>
+              <w:jc w:val="left"/>
+              <w:rPr/>
+            </w:pPr>
+            <w:r>
+              <w:rPr/>
+              <w:t>Lab 3: Tensors: The Core of PyTorch</w:t>
+            </w:r>
+          </w:p>
+        </w:tc>
+        <w:tc>
+          <w:tcPr>
+            <w:tcW w:w="5317" w:type="dxa"/>
+            <w:tcBorders/>
+          </w:tcPr>
+          <w:p>
+            <w:pPr>
+              <w:pStyle w:val="TableContents"/>
+              <w:widowControl w:val="false"/>
+              <w:suppressLineNumbers/>
+              <w:bidi w:val="0"/>
+              <w:jc w:val="left"/>
+              <w:rPr/>
+            </w:pPr>
+            <w:r>
+              <w:rPr/>
+              <w:t xml:space="preserve">Tensors and how to work with them. Pandas, Numpy datasets. Data types. </w:t>
+            </w:r>
+          </w:p>
+        </w:tc>
+      </w:tr>
+      <w:tr>
+        <w:trPr/>
+        <w:tc>
+          <w:tcPr>
+            <w:tcW w:w="4320" w:type="dxa"/>
+            <w:tcBorders/>
+          </w:tcPr>
+          <w:p>
+            <w:pPr>
+              <w:pStyle w:val="TableContents"/>
+              <w:widowControl w:val="false"/>
+              <w:suppressLineNumbers/>
+              <w:bidi w:val="0"/>
+              <w:jc w:val="left"/>
+              <w:rPr/>
+            </w:pPr>
+            <w:r>
+              <w:rPr/>
+              <w:t xml:space="preserve">Assignment 1: </w:t>
+            </w:r>
+            <w:r>
+              <w:rPr/>
+              <w:t xml:space="preserve">Deeper Regression, Smarter Features </w:t>
+            </w:r>
+            <w:r>
+              <w:rPr/>
+              <w:t>(predicting delivery times)</w:t>
+            </w:r>
+          </w:p>
+        </w:tc>
+        <w:tc>
+          <w:tcPr>
+            <w:tcW w:w="5317" w:type="dxa"/>
+            <w:tcBorders/>
+          </w:tcPr>
+          <w:p>
+            <w:pPr>
+              <w:pStyle w:val="TableContents"/>
+              <w:widowControl w:val="false"/>
+              <w:suppressLineNumbers/>
+              <w:bidi w:val="0"/>
+              <w:jc w:val="left"/>
+              <w:rPr/>
+            </w:pPr>
+            <w:r>
+              <w:rPr/>
+              <w:t>Working with tensors. Building data preparation pipeline. Building and training NN. Making a prediction.</w:t>
+            </w:r>
+          </w:p>
+        </w:tc>
+      </w:tr>
+    </w:tbl>
+    <w:p>
+      <w:pPr>
+        <w:pStyle w:val="Normal"/>
+        <w:bidi w:val="0"/>
+        <w:jc w:val="left"/>
+        <w:rPr/>
+      </w:pPr>
+      <w:r>
+        <w:rPr/>
       </w:r>
     </w:p>
     <w:p>
@@ -33,6 +262,154 @@
       </w:pPr>
       <w:r>
         <w:rPr/>
+        <w:t xml:space="preserve">Course </w:t>
+      </w:r>
+      <w:r>
+        <w:rPr/>
+        <w:t>1</w:t>
+      </w:r>
+      <w:r>
+        <w:rPr/>
+        <w:t xml:space="preserve"> Module </w:t>
+      </w:r>
+      <w:r>
+        <w:rPr/>
+        <w:t>2</w:t>
+      </w:r>
+      <w:r>
+        <w:rPr/>
+        <w:t xml:space="preserve">: </w:t>
+      </w:r>
+      <w:r>
+        <w:rPr/>
+        <w:t>The PyTorch Workflow</w:t>
+      </w:r>
+    </w:p>
+    <w:tbl>
+      <w:tblPr>
+        <w:tblW w:w="5000" w:type="pct"/>
+        <w:jc w:val="left"/>
+        <w:tblInd w:w="0" w:type="dxa"/>
+        <w:tblLayout w:type="fixed"/>
+        <w:tblCellMar>
+          <w:top w:w="0" w:type="dxa"/>
+          <w:left w:w="0" w:type="dxa"/>
+          <w:bottom w:w="0" w:type="dxa"/>
+          <w:right w:w="0" w:type="dxa"/>
+        </w:tblCellMar>
+      </w:tblPr>
+      <w:tblGrid>
+        <w:gridCol w:w="4320"/>
+        <w:gridCol w:w="5317"/>
+      </w:tblGrid>
+      <w:tr>
+        <w:trPr/>
+        <w:tc>
+          <w:tcPr>
+            <w:tcW w:w="4320" w:type="dxa"/>
+            <w:tcBorders/>
+          </w:tcPr>
+          <w:p>
+            <w:pPr>
+              <w:pStyle w:val="TableContents"/>
+              <w:widowControl w:val="false"/>
+              <w:suppressLineNumbers/>
+              <w:bidi w:val="0"/>
+              <w:jc w:val="left"/>
+              <w:rPr/>
+            </w:pPr>
+            <w:r>
+              <w:rPr/>
+              <w:t>Lab 1: Building Your First Image Classifier</w:t>
+            </w:r>
+          </w:p>
+        </w:tc>
+        <w:tc>
+          <w:tcPr>
+            <w:tcW w:w="5317" w:type="dxa"/>
+            <w:tcBorders/>
+          </w:tcPr>
+          <w:p>
+            <w:pPr>
+              <w:pStyle w:val="TableContents"/>
+              <w:widowControl w:val="false"/>
+              <w:suppressLineNumbers/>
+              <w:bidi w:val="0"/>
+              <w:jc w:val="left"/>
+              <w:rPr/>
+            </w:pPr>
+            <w:r>
+              <w:rPr/>
+              <w:t xml:space="preserve">MNIST dataset </w:t>
+            </w:r>
+            <w:r>
+              <w:rPr/>
+              <w:t>(hand-written digits)</w:t>
+            </w:r>
+            <w:r>
+              <w:rPr/>
+              <w:t>. Visualize images. Transform PIL to Tensors. Create data loaders (training, test). Build NN model. Model training. Loss Function. Optimizer. Define evaluation function. Training Loop. Analyzing performance (visualize predictions, plot performance metrics: training loss, test accuracy).</w:t>
+            </w:r>
+          </w:p>
+        </w:tc>
+      </w:tr>
+      <w:tr>
+        <w:trPr/>
+        <w:tc>
+          <w:tcPr>
+            <w:tcW w:w="4320" w:type="dxa"/>
+            <w:tcBorders/>
+          </w:tcPr>
+          <w:p>
+            <w:pPr>
+              <w:pStyle w:val="TableContents"/>
+              <w:widowControl w:val="false"/>
+              <w:suppressLineNumbers/>
+              <w:bidi w:val="0"/>
+              <w:jc w:val="left"/>
+              <w:rPr/>
+            </w:pPr>
+            <w:r>
+              <w:rPr/>
+              <w:t xml:space="preserve">Assignment 1: </w:t>
+            </w:r>
+            <w:r>
+              <w:rPr/>
+              <w:t>EMNIST Letter Detective</w:t>
+            </w:r>
+          </w:p>
+        </w:tc>
+        <w:tc>
+          <w:tcPr>
+            <w:tcW w:w="5317" w:type="dxa"/>
+            <w:tcBorders/>
+          </w:tcPr>
+          <w:p>
+            <w:pPr>
+              <w:pStyle w:val="TableContents"/>
+              <w:widowControl w:val="false"/>
+              <w:suppressLineNumbers/>
+              <w:bidi w:val="0"/>
+              <w:jc w:val="left"/>
+              <w:rPr/>
+            </w:pPr>
+            <w:r>
+              <w:rPr/>
+              <w:t>EMNIST dataset (hand-written letters). Load train and test datasets. Image preprocessing: convert to Tensors, normalize. Create data loaders. Build NN (Linear layers only). Define loss and optimizer (CrossEntropyLoss, Adam). Training. Evaluate NN: Test Accuracy. Evaluate accuracy per class. Decode secret message.</w:t>
+            </w:r>
+          </w:p>
+        </w:tc>
+      </w:tr>
+    </w:tbl>
+    <w:p>
+      <w:pPr>
+        <w:pStyle w:val="Normal"/>
+        <w:bidi w:val="0"/>
+        <w:jc w:val="left"/>
+        <w:rPr/>
+      </w:pPr>
+      <w:r>
+        <w:rPr/>
       </w:r>
     </w:p>
     <w:p>
@@ -44,7 +421,174 @@
       </w:pPr>
       <w:r>
         <w:rPr/>
-        <w:t>Course 2 Module 1</w:t>
+        <w:t xml:space="preserve">Course </w:t>
+      </w:r>
+      <w:r>
+        <w:rPr/>
+        <w:t>1</w:t>
+      </w:r>
+      <w:r>
+        <w:rPr/>
+        <w:t xml:space="preserve"> Module </w:t>
+      </w:r>
+      <w:r>
+        <w:rPr/>
+        <w:t>3</w:t>
+      </w:r>
+      <w:r>
+        <w:rPr/>
+        <w:t xml:space="preserve">: </w:t>
+      </w:r>
+      <w:r>
+        <w:rPr/>
+        <w:t>Data Management in PyTorch</w:t>
+      </w:r>
+    </w:p>
+    <w:tbl>
+      <w:tblPr>
+        <w:tblW w:w="5000" w:type="pct"/>
+        <w:jc w:val="left"/>
+        <w:tblInd w:w="0" w:type="dxa"/>
+        <w:tblLayout w:type="fixed"/>
+        <w:tblCellMar>
+          <w:top w:w="0" w:type="dxa"/>
+          <w:left w:w="0" w:type="dxa"/>
+          <w:bottom w:w="0" w:type="dxa"/>
+          <w:right w:w="0" w:type="dxa"/>
+        </w:tblCellMar>
+      </w:tblPr>
+      <w:tblGrid>
+        <w:gridCol w:w="3510"/>
+        <w:gridCol w:w="6127"/>
+      </w:tblGrid>
+      <w:tr>
+        <w:trPr/>
+        <w:tc>
+          <w:tcPr>
+            <w:tcW w:w="3510" w:type="dxa"/>
+            <w:tcBorders/>
+          </w:tcPr>
+          <w:p>
+            <w:pPr>
+              <w:pStyle w:val="TableContents"/>
+              <w:widowControl w:val="false"/>
+              <w:suppressLineNumbers/>
+              <w:bidi w:val="0"/>
+              <w:jc w:val="left"/>
+              <w:rPr/>
+            </w:pPr>
+            <w:r>
+              <w:rPr/>
+              <w:t>Lab 1: Data Management</w:t>
+            </w:r>
+          </w:p>
+        </w:tc>
+        <w:tc>
+          <w:tcPr>
+            <w:tcW w:w="6127" w:type="dxa"/>
+            <w:tcBorders/>
+          </w:tcPr>
+          <w:p>
+            <w:pPr>
+              <w:pStyle w:val="TableContents"/>
+              <w:widowControl w:val="false"/>
+              <w:suppressLineNumbers/>
+              <w:bidi w:val="0"/>
+              <w:jc w:val="left"/>
+              <w:rPr/>
+            </w:pPr>
+            <w:r>
+              <w:rPr/>
+              <w:t>Oxford 102 Flowers dataset. PyTorch Dataset and DataLoader classes. Create custom Dataset class inherited from Dataset. Transformations: Resize, CenterCrop, ToTensor, Normalize. Denormalize (for visualization). Splitting dataset. DataLoaders for batching, shuffling data and simplifying iteration. Data augmentation (RandomHorizontalFlip, RandomRotation, ColorJitter). Visualizing augmentations (image grid). SubsetWithTransform class. Error handling in datasets: Robust dataset. Error tracking: Monitored Dataset.</w:t>
+            </w:r>
+          </w:p>
+        </w:tc>
+      </w:tr>
+      <w:tr>
+        <w:trPr/>
+        <w:tc>
+          <w:tcPr>
+            <w:tcW w:w="3510" w:type="dxa"/>
+            <w:tcBorders/>
+          </w:tcPr>
+          <w:p>
+            <w:pPr>
+              <w:pStyle w:val="TableContents"/>
+              <w:widowControl w:val="false"/>
+              <w:suppressLineNumbers/>
+              <w:bidi w:val="0"/>
+              <w:jc w:val="left"/>
+              <w:rPr/>
+            </w:pPr>
+            <w:r>
+              <w:rPr/>
+              <w:t>Assignment 1: Building a Robust Data Pipeline</w:t>
+            </w:r>
+          </w:p>
+        </w:tc>
+        <w:tc>
+          <w:tcPr>
+            <w:tcW w:w="6127" w:type="dxa"/>
+            <w:tcBorders/>
+          </w:tcPr>
+          <w:p>
+            <w:pPr>
+              <w:pStyle w:val="TableContents"/>
+              <w:widowControl w:val="false"/>
+              <w:suppressLineNumbers/>
+              <w:bidi w:val="0"/>
+              <w:jc w:val="left"/>
+              <w:rPr/>
+            </w:pPr>
+            <w:r>
+              <w:rPr/>
+              <w:t>Plants classification dataset. PlantsDataset (inherits Dataset). Transformations. Computing mean and std of the dataset. Augmentation. SubsetWithTransform. Dataloaders.</w:t>
+            </w:r>
+          </w:p>
+        </w:tc>
+      </w:tr>
+    </w:tbl>
+    <w:p>
+      <w:pPr>
+        <w:pStyle w:val="Normal"/>
+        <w:bidi w:val="0"/>
+        <w:jc w:val="left"/>
+        <w:rPr/>
+      </w:pPr>
+      <w:r>
+        <w:rPr/>
+      </w:r>
+    </w:p>
+    <w:p>
+      <w:pPr>
+        <w:pStyle w:val="Normal"/>
+        <w:bidi w:val="0"/>
+        <w:jc w:val="left"/>
+        <w:rPr/>
+      </w:pPr>
+      <w:r>
+        <w:rPr/>
+        <w:t xml:space="preserve">Course </w:t>
+      </w:r>
+      <w:r>
+        <w:rPr/>
+        <w:t>1</w:t>
+      </w:r>
+      <w:r>
+        <w:rPr/>
+        <w:t xml:space="preserve"> Module </w:t>
+      </w:r>
+      <w:r>
+        <w:rPr/>
+        <w:t>4</w:t>
+      </w:r>
+      <w:r>
+        <w:rPr/>
+        <w:t xml:space="preserve">: </w:t>
+      </w:r>
+      <w:r>
+        <w:rPr/>
+        <w:t>Core Neural Network Components</w:t>
       </w:r>
     </w:p>
     <w:tbl>
@@ -82,6 +626,365 @@
             </w:pPr>
             <w:r>
               <w:rPr/>
+              <w:t>Lab 1: Building a CNN for Nature Classification</w:t>
+            </w:r>
+          </w:p>
+        </w:tc>
+        <w:tc>
+          <w:tcPr>
+            <w:tcW w:w="4819" w:type="dxa"/>
+            <w:tcBorders/>
+          </w:tcPr>
+          <w:p>
+            <w:pPr>
+              <w:pStyle w:val="TableContents"/>
+              <w:widowControl w:val="false"/>
+              <w:suppressLineNumbers/>
+              <w:bidi w:val="0"/>
+              <w:jc w:val="left"/>
+              <w:rPr/>
+            </w:pPr>
+            <w:r>
+              <w:rPr/>
+            </w:r>
+          </w:p>
+        </w:tc>
+      </w:tr>
+      <w:tr>
+        <w:trPr/>
+        <w:tc>
+          <w:tcPr>
+            <w:tcW w:w="4818" w:type="dxa"/>
+            <w:tcBorders/>
+          </w:tcPr>
+          <w:p>
+            <w:pPr>
+              <w:pStyle w:val="TableContents"/>
+              <w:widowControl w:val="false"/>
+              <w:suppressLineNumbers/>
+              <w:bidi w:val="0"/>
+              <w:jc w:val="left"/>
+              <w:rPr/>
+            </w:pPr>
+            <w:r>
+              <w:rPr/>
+            </w:r>
+          </w:p>
+        </w:tc>
+        <w:tc>
+          <w:tcPr>
+            <w:tcW w:w="4819" w:type="dxa"/>
+            <w:tcBorders/>
+          </w:tcPr>
+          <w:p>
+            <w:pPr>
+              <w:pStyle w:val="TableContents"/>
+              <w:widowControl w:val="false"/>
+              <w:suppressLineNumbers/>
+              <w:bidi w:val="0"/>
+              <w:jc w:val="left"/>
+              <w:rPr/>
+            </w:pPr>
+            <w:r>
+              <w:rPr/>
+            </w:r>
+          </w:p>
+        </w:tc>
+      </w:tr>
+      <w:tr>
+        <w:trPr/>
+        <w:tc>
+          <w:tcPr>
+            <w:tcW w:w="4818" w:type="dxa"/>
+            <w:tcBorders/>
+          </w:tcPr>
+          <w:p>
+            <w:pPr>
+              <w:pStyle w:val="TableContents"/>
+              <w:widowControl w:val="false"/>
+              <w:suppressLineNumbers/>
+              <w:bidi w:val="0"/>
+              <w:jc w:val="left"/>
+              <w:rPr/>
+            </w:pPr>
+            <w:r>
+              <w:rPr/>
+            </w:r>
+          </w:p>
+        </w:tc>
+        <w:tc>
+          <w:tcPr>
+            <w:tcW w:w="4819" w:type="dxa"/>
+            <w:tcBorders/>
+          </w:tcPr>
+          <w:p>
+            <w:pPr>
+              <w:pStyle w:val="TableContents"/>
+              <w:widowControl w:val="false"/>
+              <w:suppressLineNumbers/>
+              <w:bidi w:val="0"/>
+              <w:jc w:val="left"/>
+              <w:rPr/>
+            </w:pPr>
+            <w:r>
+              <w:rPr/>
+            </w:r>
+          </w:p>
+        </w:tc>
+      </w:tr>
+      <w:tr>
+        <w:trPr/>
+        <w:tc>
+          <w:tcPr>
+            <w:tcW w:w="4818" w:type="dxa"/>
+            <w:tcBorders/>
+          </w:tcPr>
+          <w:p>
+            <w:pPr>
+              <w:pStyle w:val="TableContents"/>
+              <w:widowControl w:val="false"/>
+              <w:suppressLineNumbers/>
+              <w:bidi w:val="0"/>
+              <w:jc w:val="left"/>
+              <w:rPr/>
+            </w:pPr>
+            <w:r>
+              <w:rPr/>
+            </w:r>
+          </w:p>
+        </w:tc>
+        <w:tc>
+          <w:tcPr>
+            <w:tcW w:w="4819" w:type="dxa"/>
+            <w:tcBorders/>
+          </w:tcPr>
+          <w:p>
+            <w:pPr>
+              <w:pStyle w:val="TableContents"/>
+              <w:widowControl w:val="false"/>
+              <w:suppressLineNumbers/>
+              <w:bidi w:val="0"/>
+              <w:jc w:val="left"/>
+              <w:rPr/>
+            </w:pPr>
+            <w:r>
+              <w:rPr/>
+            </w:r>
+          </w:p>
+        </w:tc>
+      </w:tr>
+      <w:tr>
+        <w:trPr/>
+        <w:tc>
+          <w:tcPr>
+            <w:tcW w:w="4818" w:type="dxa"/>
+            <w:tcBorders/>
+          </w:tcPr>
+          <w:p>
+            <w:pPr>
+              <w:pStyle w:val="TableContents"/>
+              <w:widowControl w:val="false"/>
+              <w:suppressLineNumbers/>
+              <w:bidi w:val="0"/>
+              <w:jc w:val="left"/>
+              <w:rPr/>
+            </w:pPr>
+            <w:r>
+              <w:rPr/>
+            </w:r>
+          </w:p>
+        </w:tc>
+        <w:tc>
+          <w:tcPr>
+            <w:tcW w:w="4819" w:type="dxa"/>
+            <w:tcBorders/>
+          </w:tcPr>
+          <w:p>
+            <w:pPr>
+              <w:pStyle w:val="TableContents"/>
+              <w:widowControl w:val="false"/>
+              <w:suppressLineNumbers/>
+              <w:bidi w:val="0"/>
+              <w:jc w:val="left"/>
+              <w:rPr/>
+            </w:pPr>
+            <w:r>
+              <w:rPr/>
+            </w:r>
+          </w:p>
+        </w:tc>
+      </w:tr>
+      <w:tr>
+        <w:trPr/>
+        <w:tc>
+          <w:tcPr>
+            <w:tcW w:w="4818" w:type="dxa"/>
+            <w:tcBorders/>
+          </w:tcPr>
+          <w:p>
+            <w:pPr>
+              <w:pStyle w:val="TableContents"/>
+              <w:widowControl w:val="false"/>
+              <w:suppressLineNumbers/>
+              <w:bidi w:val="0"/>
+              <w:jc w:val="left"/>
+              <w:rPr/>
+            </w:pPr>
+            <w:r>
+              <w:rPr/>
+            </w:r>
+          </w:p>
+        </w:tc>
+        <w:tc>
+          <w:tcPr>
+            <w:tcW w:w="4819" w:type="dxa"/>
+            <w:tcBorders/>
+          </w:tcPr>
+          <w:p>
+            <w:pPr>
+              <w:pStyle w:val="TableContents"/>
+              <w:widowControl w:val="false"/>
+              <w:suppressLineNumbers/>
+              <w:bidi w:val="0"/>
+              <w:jc w:val="left"/>
+              <w:rPr/>
+            </w:pPr>
+            <w:r>
+              <w:rPr/>
+            </w:r>
+          </w:p>
+        </w:tc>
+      </w:tr>
+      <w:tr>
+        <w:trPr/>
+        <w:tc>
+          <w:tcPr>
+            <w:tcW w:w="4818" w:type="dxa"/>
+            <w:tcBorders/>
+          </w:tcPr>
+          <w:p>
+            <w:pPr>
+              <w:pStyle w:val="TableContents"/>
+              <w:widowControl w:val="false"/>
+              <w:suppressLineNumbers/>
+              <w:bidi w:val="0"/>
+              <w:jc w:val="left"/>
+              <w:rPr/>
+            </w:pPr>
+            <w:r>
+              <w:rPr/>
+            </w:r>
+          </w:p>
+        </w:tc>
+        <w:tc>
+          <w:tcPr>
+            <w:tcW w:w="4819" w:type="dxa"/>
+            <w:tcBorders/>
+          </w:tcPr>
+          <w:p>
+            <w:pPr>
+              <w:pStyle w:val="TableContents"/>
+              <w:widowControl w:val="false"/>
+              <w:suppressLineNumbers/>
+              <w:bidi w:val="0"/>
+              <w:jc w:val="left"/>
+              <w:rPr/>
+            </w:pPr>
+            <w:r>
+              <w:rPr/>
+            </w:r>
+          </w:p>
+        </w:tc>
+      </w:tr>
+    </w:tbl>
+    <w:p>
+      <w:pPr>
+        <w:pStyle w:val="Normal"/>
+        <w:bidi w:val="0"/>
+        <w:jc w:val="left"/>
+        <w:rPr/>
+      </w:pPr>
+      <w:r>
+        <w:rPr/>
+      </w:r>
+    </w:p>
+    <w:p>
+      <w:pPr>
+        <w:pStyle w:val="Normal"/>
+        <w:bidi w:val="0"/>
+        <w:jc w:val="left"/>
+        <w:rPr/>
+      </w:pPr>
+      <w:r>
+        <w:rPr/>
+      </w:r>
+      <w:r>
+        <w:br w:type="page"/>
+      </w:r>
+    </w:p>
+    <w:p>
+      <w:pPr>
+        <w:pStyle w:val="Normal"/>
+        <w:bidi w:val="0"/>
+        <w:jc w:val="left"/>
+        <w:rPr/>
+      </w:pPr>
+      <w:r>
+        <w:rPr/>
+        <w:t>Course 2: PyTorch: Techniques and Ecosystem Tools</w:t>
+      </w:r>
+    </w:p>
+    <w:p>
+      <w:pPr>
+        <w:pStyle w:val="Normal"/>
+        <w:bidi w:val="0"/>
+        <w:jc w:val="left"/>
+        <w:rPr/>
+      </w:pPr>
+      <w:r>
+        <w:rPr/>
+        <w:t xml:space="preserve">Course 2 Module 1: </w:t>
+      </w:r>
+      <w:r>
+        <w:rPr/>
+        <w:t>Hyperparameter Optimization</w:t>
+      </w:r>
+    </w:p>
+    <w:tbl>
+      <w:tblPr>
+        <w:tblW w:w="5000" w:type="pct"/>
+        <w:jc w:val="left"/>
+        <w:tblInd w:w="0" w:type="dxa"/>
+        <w:tblLayout w:type="fixed"/>
+        <w:tblCellMar>
+          <w:top w:w="0" w:type="dxa"/>
+          <w:left w:w="0" w:type="dxa"/>
+          <w:bottom w:w="0" w:type="dxa"/>
+          <w:right w:w="0" w:type="dxa"/>
+        </w:tblCellMar>
+      </w:tblPr>
+      <w:tblGrid>
+        <w:gridCol w:w="4818"/>
+        <w:gridCol w:w="4819"/>
+      </w:tblGrid>
+      <w:tr>
+        <w:trPr/>
+        <w:tc>
+          <w:tcPr>
+            <w:tcW w:w="4818" w:type="dxa"/>
+            <w:tcBorders/>
+          </w:tcPr>
+          <w:p>
+            <w:pPr>
+              <w:pStyle w:val="TableContents"/>
+              <w:widowControl w:val="false"/>
+              <w:suppressLineNumbers/>
+              <w:bidi w:val="0"/>
+              <w:jc w:val="left"/>
+              <w:rPr/>
+            </w:pPr>
+            <w:r>
+              <w:rPr/>
             </w:r>
           </w:p>
         </w:tc>
@@ -797,6 +1700,686 @@
                 <w:sz w:val="20"/>
                 <w:szCs w:val="20"/>
               </w:rPr>
+            </w:r>
+          </w:p>
+        </w:tc>
+      </w:tr>
+    </w:tbl>
+    <w:p>
+      <w:pPr>
+        <w:pStyle w:val="Normal"/>
+        <w:bidi w:val="0"/>
+        <w:jc w:val="left"/>
+        <w:rPr/>
+      </w:pPr>
+      <w:r>
+        <w:rPr/>
+      </w:r>
+    </w:p>
+    <w:p>
+      <w:pPr>
+        <w:pStyle w:val="Normal"/>
+        <w:bidi w:val="0"/>
+        <w:jc w:val="left"/>
+        <w:rPr/>
+      </w:pPr>
+      <w:r>
+        <w:rPr/>
+        <w:t xml:space="preserve">Course 2 Module </w:t>
+      </w:r>
+      <w:r>
+        <w:rPr/>
+        <w:t>3</w:t>
+      </w:r>
+      <w:r>
+        <w:rPr/>
+        <w:t xml:space="preserve">: </w:t>
+      </w:r>
+      <w:r>
+        <w:rPr/>
+        <w:t>Working with Text using Hugging Face</w:t>
+      </w:r>
+    </w:p>
+    <w:tbl>
+      <w:tblPr>
+        <w:tblW w:w="5000" w:type="pct"/>
+        <w:jc w:val="left"/>
+        <w:tblInd w:w="0" w:type="dxa"/>
+        <w:tblLayout w:type="fixed"/>
+        <w:tblCellMar>
+          <w:top w:w="0" w:type="dxa"/>
+          <w:left w:w="0" w:type="dxa"/>
+          <w:bottom w:w="0" w:type="dxa"/>
+          <w:right w:w="0" w:type="dxa"/>
+        </w:tblCellMar>
+      </w:tblPr>
+      <w:tblGrid>
+        <w:gridCol w:w="4818"/>
+        <w:gridCol w:w="4819"/>
+      </w:tblGrid>
+      <w:tr>
+        <w:trPr/>
+        <w:tc>
+          <w:tcPr>
+            <w:tcW w:w="4818" w:type="dxa"/>
+            <w:tcBorders/>
+          </w:tcPr>
+          <w:p>
+            <w:pPr>
+              <w:pStyle w:val="TableContents"/>
+              <w:widowControl w:val="false"/>
+              <w:suppressLineNumbers/>
+              <w:bidi w:val="0"/>
+              <w:jc w:val="left"/>
+              <w:rPr/>
+            </w:pPr>
+            <w:r>
+              <w:rPr/>
+            </w:r>
+          </w:p>
+        </w:tc>
+        <w:tc>
+          <w:tcPr>
+            <w:tcW w:w="4819" w:type="dxa"/>
+            <w:tcBorders/>
+          </w:tcPr>
+          <w:p>
+            <w:pPr>
+              <w:pStyle w:val="TableContents"/>
+              <w:widowControl w:val="false"/>
+              <w:suppressLineNumbers/>
+              <w:bidi w:val="0"/>
+              <w:jc w:val="left"/>
+              <w:rPr/>
+            </w:pPr>
+            <w:r>
+              <w:rPr/>
+            </w:r>
+          </w:p>
+        </w:tc>
+      </w:tr>
+      <w:tr>
+        <w:trPr/>
+        <w:tc>
+          <w:tcPr>
+            <w:tcW w:w="4818" w:type="dxa"/>
+            <w:tcBorders/>
+          </w:tcPr>
+          <w:p>
+            <w:pPr>
+              <w:pStyle w:val="TableContents"/>
+              <w:widowControl w:val="false"/>
+              <w:suppressLineNumbers/>
+              <w:bidi w:val="0"/>
+              <w:jc w:val="left"/>
+              <w:rPr/>
+            </w:pPr>
+            <w:r>
+              <w:rPr/>
+            </w:r>
+          </w:p>
+        </w:tc>
+        <w:tc>
+          <w:tcPr>
+            <w:tcW w:w="4819" w:type="dxa"/>
+            <w:tcBorders/>
+          </w:tcPr>
+          <w:p>
+            <w:pPr>
+              <w:pStyle w:val="TableContents"/>
+              <w:widowControl w:val="false"/>
+              <w:suppressLineNumbers/>
+              <w:bidi w:val="0"/>
+              <w:jc w:val="left"/>
+              <w:rPr/>
+            </w:pPr>
+            <w:r>
+              <w:rPr/>
+            </w:r>
+          </w:p>
+        </w:tc>
+      </w:tr>
+      <w:tr>
+        <w:trPr/>
+        <w:tc>
+          <w:tcPr>
+            <w:tcW w:w="4818" w:type="dxa"/>
+            <w:tcBorders/>
+          </w:tcPr>
+          <w:p>
+            <w:pPr>
+              <w:pStyle w:val="TableContents"/>
+              <w:widowControl w:val="false"/>
+              <w:suppressLineNumbers/>
+              <w:bidi w:val="0"/>
+              <w:jc w:val="left"/>
+              <w:rPr/>
+            </w:pPr>
+            <w:r>
+              <w:rPr/>
+            </w:r>
+          </w:p>
+        </w:tc>
+        <w:tc>
+          <w:tcPr>
+            <w:tcW w:w="4819" w:type="dxa"/>
+            <w:tcBorders/>
+          </w:tcPr>
+          <w:p>
+            <w:pPr>
+              <w:pStyle w:val="TableContents"/>
+              <w:widowControl w:val="false"/>
+              <w:suppressLineNumbers/>
+              <w:bidi w:val="0"/>
+              <w:jc w:val="left"/>
+              <w:rPr/>
+            </w:pPr>
+            <w:r>
+              <w:rPr/>
+            </w:r>
+          </w:p>
+        </w:tc>
+      </w:tr>
+      <w:tr>
+        <w:trPr/>
+        <w:tc>
+          <w:tcPr>
+            <w:tcW w:w="4818" w:type="dxa"/>
+            <w:tcBorders/>
+          </w:tcPr>
+          <w:p>
+            <w:pPr>
+              <w:pStyle w:val="TableContents"/>
+              <w:widowControl w:val="false"/>
+              <w:suppressLineNumbers/>
+              <w:bidi w:val="0"/>
+              <w:jc w:val="left"/>
+              <w:rPr/>
+            </w:pPr>
+            <w:r>
+              <w:rPr/>
+            </w:r>
+          </w:p>
+        </w:tc>
+        <w:tc>
+          <w:tcPr>
+            <w:tcW w:w="4819" w:type="dxa"/>
+            <w:tcBorders/>
+          </w:tcPr>
+          <w:p>
+            <w:pPr>
+              <w:pStyle w:val="TableContents"/>
+              <w:widowControl w:val="false"/>
+              <w:suppressLineNumbers/>
+              <w:bidi w:val="0"/>
+              <w:jc w:val="left"/>
+              <w:rPr/>
+            </w:pPr>
+            <w:r>
+              <w:rPr/>
+            </w:r>
+          </w:p>
+        </w:tc>
+      </w:tr>
+      <w:tr>
+        <w:trPr/>
+        <w:tc>
+          <w:tcPr>
+            <w:tcW w:w="4818" w:type="dxa"/>
+            <w:tcBorders/>
+          </w:tcPr>
+          <w:p>
+            <w:pPr>
+              <w:pStyle w:val="TableContents"/>
+              <w:widowControl w:val="false"/>
+              <w:suppressLineNumbers/>
+              <w:bidi w:val="0"/>
+              <w:jc w:val="left"/>
+              <w:rPr/>
+            </w:pPr>
+            <w:r>
+              <w:rPr/>
+            </w:r>
+          </w:p>
+        </w:tc>
+        <w:tc>
+          <w:tcPr>
+            <w:tcW w:w="4819" w:type="dxa"/>
+            <w:tcBorders/>
+          </w:tcPr>
+          <w:p>
+            <w:pPr>
+              <w:pStyle w:val="TableContents"/>
+              <w:widowControl w:val="false"/>
+              <w:suppressLineNumbers/>
+              <w:bidi w:val="0"/>
+              <w:jc w:val="left"/>
+              <w:rPr/>
+            </w:pPr>
+            <w:r>
+              <w:rPr/>
+            </w:r>
+          </w:p>
+        </w:tc>
+      </w:tr>
+      <w:tr>
+        <w:trPr/>
+        <w:tc>
+          <w:tcPr>
+            <w:tcW w:w="4818" w:type="dxa"/>
+            <w:tcBorders/>
+          </w:tcPr>
+          <w:p>
+            <w:pPr>
+              <w:pStyle w:val="TableContents"/>
+              <w:widowControl w:val="false"/>
+              <w:suppressLineNumbers/>
+              <w:bidi w:val="0"/>
+              <w:jc w:val="left"/>
+              <w:rPr/>
+            </w:pPr>
+            <w:r>
+              <w:rPr/>
+            </w:r>
+          </w:p>
+        </w:tc>
+        <w:tc>
+          <w:tcPr>
+            <w:tcW w:w="4819" w:type="dxa"/>
+            <w:tcBorders/>
+          </w:tcPr>
+          <w:p>
+            <w:pPr>
+              <w:pStyle w:val="TableContents"/>
+              <w:widowControl w:val="false"/>
+              <w:suppressLineNumbers/>
+              <w:bidi w:val="0"/>
+              <w:jc w:val="left"/>
+              <w:rPr/>
+            </w:pPr>
+            <w:r>
+              <w:rPr/>
+            </w:r>
+          </w:p>
+        </w:tc>
+      </w:tr>
+      <w:tr>
+        <w:trPr/>
+        <w:tc>
+          <w:tcPr>
+            <w:tcW w:w="4818" w:type="dxa"/>
+            <w:tcBorders/>
+          </w:tcPr>
+          <w:p>
+            <w:pPr>
+              <w:pStyle w:val="TableContents"/>
+              <w:widowControl w:val="false"/>
+              <w:suppressLineNumbers/>
+              <w:bidi w:val="0"/>
+              <w:jc w:val="left"/>
+              <w:rPr/>
+            </w:pPr>
+            <w:r>
+              <w:rPr/>
+            </w:r>
+          </w:p>
+        </w:tc>
+        <w:tc>
+          <w:tcPr>
+            <w:tcW w:w="4819" w:type="dxa"/>
+            <w:tcBorders/>
+          </w:tcPr>
+          <w:p>
+            <w:pPr>
+              <w:pStyle w:val="TableContents"/>
+              <w:widowControl w:val="false"/>
+              <w:suppressLineNumbers/>
+              <w:bidi w:val="0"/>
+              <w:jc w:val="left"/>
+              <w:rPr/>
+            </w:pPr>
+            <w:r>
+              <w:rPr/>
+            </w:r>
+          </w:p>
+        </w:tc>
+      </w:tr>
+    </w:tbl>
+    <w:p>
+      <w:pPr>
+        <w:pStyle w:val="Normal"/>
+        <w:bidi w:val="0"/>
+        <w:jc w:val="left"/>
+        <w:rPr/>
+      </w:pPr>
+      <w:r>
+        <w:rPr/>
+      </w:r>
+    </w:p>
+    <w:p>
+      <w:pPr>
+        <w:pStyle w:val="Normal"/>
+        <w:bidi w:val="0"/>
+        <w:jc w:val="left"/>
+        <w:rPr/>
+      </w:pPr>
+      <w:r>
+        <w:rPr/>
+        <w:t xml:space="preserve">Course 2 Module </w:t>
+      </w:r>
+      <w:r>
+        <w:rPr/>
+        <w:t>4</w:t>
+      </w:r>
+      <w:r>
+        <w:rPr/>
+        <w:t xml:space="preserve">: </w:t>
+      </w:r>
+      <w:r>
+        <w:rPr/>
+        <w:t>Efficient Training Pipelines</w:t>
+      </w:r>
+    </w:p>
+    <w:tbl>
+      <w:tblPr>
+        <w:tblW w:w="5000" w:type="pct"/>
+        <w:jc w:val="left"/>
+        <w:tblInd w:w="0" w:type="dxa"/>
+        <w:tblLayout w:type="fixed"/>
+        <w:tblCellMar>
+          <w:top w:w="0" w:type="dxa"/>
+          <w:left w:w="0" w:type="dxa"/>
+          <w:bottom w:w="0" w:type="dxa"/>
+          <w:right w:w="0" w:type="dxa"/>
+        </w:tblCellMar>
+      </w:tblPr>
+      <w:tblGrid>
+        <w:gridCol w:w="4818"/>
+        <w:gridCol w:w="4819"/>
+      </w:tblGrid>
+      <w:tr>
+        <w:trPr/>
+        <w:tc>
+          <w:tcPr>
+            <w:tcW w:w="4818" w:type="dxa"/>
+            <w:tcBorders/>
+          </w:tcPr>
+          <w:p>
+            <w:pPr>
+              <w:pStyle w:val="TableContents"/>
+              <w:widowControl w:val="false"/>
+              <w:suppressLineNumbers/>
+              <w:bidi w:val="0"/>
+              <w:jc w:val="left"/>
+              <w:rPr/>
+            </w:pPr>
+            <w:r>
+              <w:rPr/>
+            </w:r>
+          </w:p>
+        </w:tc>
+        <w:tc>
+          <w:tcPr>
+            <w:tcW w:w="4819" w:type="dxa"/>
+            <w:tcBorders/>
+          </w:tcPr>
+          <w:p>
+            <w:pPr>
+              <w:pStyle w:val="TableContents"/>
+              <w:widowControl w:val="false"/>
+              <w:suppressLineNumbers/>
+              <w:bidi w:val="0"/>
+              <w:jc w:val="left"/>
+              <w:rPr/>
+            </w:pPr>
+            <w:r>
+              <w:rPr/>
+            </w:r>
+          </w:p>
+        </w:tc>
+      </w:tr>
+      <w:tr>
+        <w:trPr/>
+        <w:tc>
+          <w:tcPr>
+            <w:tcW w:w="4818" w:type="dxa"/>
+            <w:tcBorders/>
+          </w:tcPr>
+          <w:p>
+            <w:pPr>
+              <w:pStyle w:val="TableContents"/>
+              <w:widowControl w:val="false"/>
+              <w:suppressLineNumbers/>
+              <w:bidi w:val="0"/>
+              <w:jc w:val="left"/>
+              <w:rPr/>
+            </w:pPr>
+            <w:r>
+              <w:rPr/>
+            </w:r>
+          </w:p>
+        </w:tc>
+        <w:tc>
+          <w:tcPr>
+            <w:tcW w:w="4819" w:type="dxa"/>
+            <w:tcBorders/>
+          </w:tcPr>
+          <w:p>
+            <w:pPr>
+              <w:pStyle w:val="TableContents"/>
+              <w:widowControl w:val="false"/>
+              <w:suppressLineNumbers/>
+              <w:bidi w:val="0"/>
+              <w:jc w:val="left"/>
+              <w:rPr/>
+            </w:pPr>
+            <w:r>
+              <w:rPr/>
+            </w:r>
+          </w:p>
+        </w:tc>
+      </w:tr>
+      <w:tr>
+        <w:trPr/>
+        <w:tc>
+          <w:tcPr>
+            <w:tcW w:w="4818" w:type="dxa"/>
+            <w:tcBorders/>
+          </w:tcPr>
+          <w:p>
+            <w:pPr>
+              <w:pStyle w:val="TableContents"/>
+              <w:widowControl w:val="false"/>
+              <w:suppressLineNumbers/>
+              <w:bidi w:val="0"/>
+              <w:jc w:val="left"/>
+              <w:rPr/>
+            </w:pPr>
+            <w:r>
+              <w:rPr/>
+            </w:r>
+          </w:p>
+        </w:tc>
+        <w:tc>
+          <w:tcPr>
+            <w:tcW w:w="4819" w:type="dxa"/>
+            <w:tcBorders/>
+          </w:tcPr>
+          <w:p>
+            <w:pPr>
+              <w:pStyle w:val="TableContents"/>
+              <w:widowControl w:val="false"/>
+              <w:suppressLineNumbers/>
+              <w:bidi w:val="0"/>
+              <w:jc w:val="left"/>
+              <w:rPr/>
+            </w:pPr>
+            <w:r>
+              <w:rPr/>
+            </w:r>
+          </w:p>
+        </w:tc>
+      </w:tr>
+      <w:tr>
+        <w:trPr/>
+        <w:tc>
+          <w:tcPr>
+            <w:tcW w:w="4818" w:type="dxa"/>
+            <w:tcBorders/>
+          </w:tcPr>
+          <w:p>
+            <w:pPr>
+              <w:pStyle w:val="TableContents"/>
+              <w:widowControl w:val="false"/>
+              <w:suppressLineNumbers/>
+              <w:bidi w:val="0"/>
+              <w:jc w:val="left"/>
+              <w:rPr/>
+            </w:pPr>
+            <w:r>
+              <w:rPr/>
+            </w:r>
+          </w:p>
+        </w:tc>
+        <w:tc>
+          <w:tcPr>
+            <w:tcW w:w="4819" w:type="dxa"/>
+            <w:tcBorders/>
+          </w:tcPr>
+          <w:p>
+            <w:pPr>
+              <w:pStyle w:val="TableContents"/>
+              <w:widowControl w:val="false"/>
+              <w:suppressLineNumbers/>
+              <w:bidi w:val="0"/>
+              <w:jc w:val="left"/>
+              <w:rPr/>
+            </w:pPr>
+            <w:r>
+              <w:rPr/>
+            </w:r>
+          </w:p>
+        </w:tc>
+      </w:tr>
+      <w:tr>
+        <w:trPr/>
+        <w:tc>
+          <w:tcPr>
+            <w:tcW w:w="4818" w:type="dxa"/>
+            <w:tcBorders/>
+          </w:tcPr>
+          <w:p>
+            <w:pPr>
+              <w:pStyle w:val="TableContents"/>
+              <w:widowControl w:val="false"/>
+              <w:suppressLineNumbers/>
+              <w:bidi w:val="0"/>
+              <w:jc w:val="left"/>
+              <w:rPr/>
+            </w:pPr>
+            <w:r>
+              <w:rPr/>
+            </w:r>
+          </w:p>
+        </w:tc>
+        <w:tc>
+          <w:tcPr>
+            <w:tcW w:w="4819" w:type="dxa"/>
+            <w:tcBorders/>
+          </w:tcPr>
+          <w:p>
+            <w:pPr>
+              <w:pStyle w:val="TableContents"/>
+              <w:widowControl w:val="false"/>
+              <w:suppressLineNumbers/>
+              <w:bidi w:val="0"/>
+              <w:jc w:val="left"/>
+              <w:rPr/>
+            </w:pPr>
+            <w:r>
+              <w:rPr/>
+            </w:r>
+          </w:p>
+        </w:tc>
+      </w:tr>
+      <w:tr>
+        <w:trPr/>
+        <w:tc>
+          <w:tcPr>
+            <w:tcW w:w="4818" w:type="dxa"/>
+            <w:tcBorders/>
+          </w:tcPr>
+          <w:p>
+            <w:pPr>
+              <w:pStyle w:val="TableContents"/>
+              <w:widowControl w:val="false"/>
+              <w:suppressLineNumbers/>
+              <w:bidi w:val="0"/>
+              <w:jc w:val="left"/>
+              <w:rPr/>
+            </w:pPr>
+            <w:r>
+              <w:rPr/>
+            </w:r>
+          </w:p>
+        </w:tc>
+        <w:tc>
+          <w:tcPr>
+            <w:tcW w:w="4819" w:type="dxa"/>
+            <w:tcBorders/>
+          </w:tcPr>
+          <w:p>
+            <w:pPr>
+              <w:pStyle w:val="TableContents"/>
+              <w:widowControl w:val="false"/>
+              <w:suppressLineNumbers/>
+              <w:bidi w:val="0"/>
+              <w:jc w:val="left"/>
+              <w:rPr/>
+            </w:pPr>
+            <w:r>
+              <w:rPr/>
+            </w:r>
+          </w:p>
+        </w:tc>
+      </w:tr>
+      <w:tr>
+        <w:trPr/>
+        <w:tc>
+          <w:tcPr>
+            <w:tcW w:w="4818" w:type="dxa"/>
+            <w:tcBorders/>
+          </w:tcPr>
+          <w:p>
+            <w:pPr>
+              <w:pStyle w:val="TableContents"/>
+              <w:widowControl w:val="false"/>
+              <w:suppressLineNumbers/>
+              <w:bidi w:val="0"/>
+              <w:jc w:val="left"/>
+              <w:rPr/>
+            </w:pPr>
+            <w:r>
+              <w:rPr/>
+            </w:r>
+          </w:p>
+        </w:tc>
+        <w:tc>
+          <w:tcPr>
+            <w:tcW w:w="4819" w:type="dxa"/>
+            <w:tcBorders/>
+          </w:tcPr>
+          <w:p>
+            <w:pPr>
+              <w:pStyle w:val="TableContents"/>
+              <w:widowControl w:val="false"/>
+              <w:suppressLineNumbers/>
+              <w:bidi w:val="0"/>
+              <w:jc w:val="left"/>
+              <w:rPr/>
+            </w:pPr>
+            <w:r>
+              <w:rPr/>
             </w:r>
           </w:p>
         </w:tc>
@@ -861,6 +2444,23 @@
       <w:sz w:val="24"/>
       <w:szCs w:val="24"/>
       <w:lang w:val="en-US" w:eastAsia="zh-CN" w:bidi="hi-IN"/>
+    </w:rPr>
+  </w:style>
+  <w:style w:type="paragraph" w:styleId="Heading1">
+    <w:name w:val="Heading 1"/>
+    <w:basedOn w:val="Heading"/>
+    <w:next w:val="BodyText"/>
+    <w:qFormat/>
+    <w:pPr>
+      <w:spacing w:before="240" w:after="120"/>
+      <w:outlineLvl w:val="0"/>
+    </w:pPr>
+    <w:rPr>
+      <w:rFonts w:ascii="Liberation Serif" w:hAnsi="Liberation Serif" w:eastAsia="Noto Serif CJK SC" w:cs="Noto Sans Devanagari"/>
+      <w:b/>
+      <w:bCs/>
+      <w:sz w:val="48"/>
+      <w:szCs w:val="48"/>
     </w:rPr>
   </w:style>
   <w:style w:type="paragraph" w:styleId="Heading">
@@ -930,6 +2530,19 @@
       <w:suppressLineNumbers/>
     </w:pPr>
     <w:rPr/>
+  </w:style>
+  <w:style w:type="paragraph" w:styleId="TableHeading">
+    <w:name w:val="Table Heading"/>
+    <w:basedOn w:val="TableContents"/>
+    <w:qFormat/>
+    <w:pPr>
+      <w:suppressLineNumbers/>
+      <w:jc w:val="center"/>
+    </w:pPr>
+    <w:rPr>
+      <w:b/>
+      <w:bCs/>
+    </w:rPr>
   </w:style>
 </w:styles>
 </file>
